--- a/Черновик.docx
+++ b/Черновик.docx
@@ -3,6 +3,376 @@
 <w:document xmlns:wpc="http://schemas.microsoft.com/office/word/2010/wordprocessingCanvas" xmlns:cx="http://schemas.microsoft.com/office/drawing/2014/chartex" xmlns:cx1="http://schemas.microsoft.com/office/drawing/2015/9/8/chartex" xmlns:cx2="http://schemas.microsoft.com/office/drawing/2015/10/21/chartex" xmlns:cx3="http://schemas.microsoft.com/office/drawing/2016/5/9/chartex" xmlns:cx4="http://schemas.microsoft.com/office/drawing/2016/5/10/chartex" xmlns:cx5="http://schemas.microsoft.com/office/drawing/2016/5/11/chartex" xmlns:cx6="http://schemas.microsoft.com/office/drawing/2016/5/12/chartex" xmlns:cx7="http://schemas.microsoft.com/office/drawing/2016/5/13/chartex" xmlns:cx8="http://schemas.microsoft.com/office/drawing/2016/5/14/chartex" xmlns:mc="http://schemas.openxmlformats.org/markup-compatibility/2006" xmlns:aink="http://schemas.microsoft.com/office/drawing/2016/ink" xmlns:am3d="http://schemas.microsoft.com/office/drawing/2017/model3d" xmlns:o="urn:schemas-microsoft-com:office:office" xmlns:oel="http://schemas.microsoft.com/office/2019/extlst" xmlns:r="http://schemas.openxmlformats.org/officeDocument/2006/relationships" xmlns:m="http://schemas.openxmlformats.org/officeDocument/2006/math" xmlns:v="urn:schemas-microsoft-com:vml" xmlns:wp14="http://schemas.microsoft.com/office/word/2010/wordprocessingDrawing" xmlns:wp="http://schemas.openxmlformats.org/drawingml/2006/wordprocessingDrawing" xmlns:w10="urn:schemas-microsoft-com:office:word" xmlns:w="http://schemas.openxmlformats.org/wordprocessingml/2006/main" xmlns:w14="http://schemas.microsoft.com/office/word/2010/wordml" xmlns:w15="http://schemas.microsoft.com/office/word/2012/wordml" xmlns:w16cex="http://schemas.microsoft.com/office/word/2018/wordml/cex" xmlns:w16cid="http://schemas.microsoft.com/office/word/2016/wordml/cid" xmlns:w16="http://schemas.microsoft.com/office/word/2018/wordml" xmlns:w16sdtdh="http://schemas.microsoft.com/office/word/2020/wordml/sdtdatahash" xmlns:w16se="http://schemas.microsoft.com/office/word/2015/wordml/symex" xmlns:wpg="http://schemas.microsoft.com/office/word/2010/wordprocessingGroup" xmlns:wpi="http://schemas.microsoft.com/office/word/2010/wordprocessingInk" xmlns:wne="http://schemas.microsoft.com/office/word/2006/wordml" xmlns:wps="http://schemas.microsoft.com/office/word/2010/wordprocessingShape" mc:Ignorable="w14 w15 w16se w16cid w16 w16cex w16sdtdh wp14">
   <w:body>
     <w:p>
+      <w:r>
+        <w:t>Список замечаний к отработке:</w:t>
+      </w:r>
+    </w:p>
+    <w:p>
+      <w:pPr>
+        <w:pStyle w:val="a9"/>
+        <w:numPr>
+          <w:ilvl w:val="0"/>
+          <w:numId w:val="2"/>
+        </w:numPr>
+      </w:pPr>
+      <w:r>
+        <w:t xml:space="preserve">Добавить карту мониторинга воздуха из приложения </w:t>
+      </w:r>
+      <w:r>
+        <w:rPr>
+          <w:lang w:val="en-US"/>
+        </w:rPr>
+        <w:t>IA</w:t>
+      </w:r>
+      <w:r>
+        <w:t xml:space="preserve"> </w:t>
+      </w:r>
+      <w:r>
+        <w:rPr>
+          <w:lang w:val="en-US"/>
+        </w:rPr>
+        <w:t>AIR</w:t>
+      </w:r>
+      <w:r>
+        <w:t xml:space="preserve"> посмотреть, лучше ли он рядом с парками в </w:t>
+      </w:r>
+      <w:proofErr w:type="spellStart"/>
+      <w:r>
+        <w:t>москве</w:t>
+      </w:r>
+      <w:proofErr w:type="spellEnd"/>
+      <w:r>
+        <w:t xml:space="preserve"> </w:t>
+      </w:r>
+      <w:hyperlink r:id="rId6" w:history="1">
+        <w:r>
+          <w:rPr>
+            <w:rStyle w:val="a5"/>
+          </w:rPr>
+          <w:t>https://www.aqi.in/ru/air-quality-map?map_type=aqi&amp;loc_slug=russia%2Fmoskva%2Fmoscow</w:t>
+        </w:r>
+      </w:hyperlink>
+      <w:r>
+        <w:t xml:space="preserve"> – </w:t>
+      </w:r>
+      <w:r>
+        <w:t>ссылка с кучей станций, ВПН</w:t>
+      </w:r>
+      <w:r>
+        <w:br/>
+      </w:r>
+      <w:hyperlink r:id="rId7" w:history="1">
+        <w:r>
+          <w:rPr>
+            <w:rStyle w:val="a5"/>
+          </w:rPr>
+          <w:t>https://www.iqair.com/ru/air-quality-</w:t>
+        </w:r>
+        <w:r>
+          <w:rPr>
+            <w:rStyle w:val="a5"/>
+          </w:rPr>
+          <w:t>m</w:t>
+        </w:r>
+        <w:r>
+          <w:rPr>
+            <w:rStyle w:val="a5"/>
+          </w:rPr>
+          <w:t>ap</w:t>
+        </w:r>
+      </w:hyperlink>
+      <w:r>
+        <w:t xml:space="preserve"> - меньше станций, без </w:t>
+      </w:r>
+      <w:proofErr w:type="spellStart"/>
+      <w:r>
+        <w:t>впн</w:t>
+      </w:r>
+      <w:proofErr w:type="spellEnd"/>
+      <w:r>
+        <w:br/>
+      </w:r>
+      <w:r>
+        <w:drawing>
+          <wp:inline distT="0" distB="0" distL="0" distR="0" wp14:anchorId="7EE19F08" wp14:editId="02470008">
+            <wp:extent cx="5940425" cy="5351780"/>
+            <wp:effectExtent l="0" t="0" r="3175" b="1270"/>
+            <wp:docPr id="1" name="Рисунок 1"/>
+            <wp:cNvGraphicFramePr>
+              <a:graphicFrameLocks xmlns:a="http://schemas.openxmlformats.org/drawingml/2006/main" noChangeAspect="1"/>
+            </wp:cNvGraphicFramePr>
+            <a:graphic xmlns:a="http://schemas.openxmlformats.org/drawingml/2006/main">
+              <a:graphicData uri="http://schemas.openxmlformats.org/drawingml/2006/picture">
+                <pic:pic xmlns:pic="http://schemas.openxmlformats.org/drawingml/2006/picture">
+                  <pic:nvPicPr>
+                    <pic:cNvPr id="1" name=""/>
+                    <pic:cNvPicPr/>
+                  </pic:nvPicPr>
+                  <pic:blipFill>
+                    <a:blip r:embed="rId8"/>
+                    <a:stretch>
+                      <a:fillRect/>
+                    </a:stretch>
+                  </pic:blipFill>
+                  <pic:spPr>
+                    <a:xfrm>
+                      <a:off x="0" y="0"/>
+                      <a:ext cx="5940425" cy="5351780"/>
+                    </a:xfrm>
+                    <a:prstGeom prst="rect">
+                      <a:avLst/>
+                    </a:prstGeom>
+                  </pic:spPr>
+                </pic:pic>
+              </a:graphicData>
+            </a:graphic>
+          </wp:inline>
+        </w:drawing>
+      </w:r>
+    </w:p>
+    <w:p>
+      <w:pPr>
+        <w:pStyle w:val="a9"/>
+        <w:numPr>
+          <w:ilvl w:val="0"/>
+          <w:numId w:val="2"/>
+        </w:numPr>
+        <w:rPr>
+          <w:strike/>
+        </w:rPr>
+      </w:pPr>
+      <w:r>
+        <w:rPr>
+          <w:strike/>
+        </w:rPr>
+        <w:t>В теории расставить сноски на литературу</w:t>
+      </w:r>
+    </w:p>
+    <w:p>
+      <w:pPr>
+        <w:pStyle w:val="a9"/>
+        <w:numPr>
+          <w:ilvl w:val="0"/>
+          <w:numId w:val="2"/>
+        </w:numPr>
+      </w:pPr>
+      <w:r>
+        <w:t>Попытаться еще раз прикинуть долю крыш в спальном районе.</w:t>
+      </w:r>
+    </w:p>
+    <w:p>
+      <w:pPr>
+        <w:pStyle w:val="a9"/>
+        <w:numPr>
+          <w:ilvl w:val="0"/>
+          <w:numId w:val="2"/>
+        </w:numPr>
+      </w:pPr>
+      <w:r>
+        <w:t>Найти источник что нахождение в лесу/парке влияет на психологическое состояние человека</w:t>
+      </w:r>
+    </w:p>
+    <w:p>
+      <w:pPr>
+        <w:pStyle w:val="a9"/>
+        <w:numPr>
+          <w:ilvl w:val="0"/>
+          <w:numId w:val="2"/>
+        </w:numPr>
+      </w:pPr>
+      <w:r>
+        <w:t xml:space="preserve">Продукт: Макет + обращение к мэру Москвы с целью привлечения внимания к инициативе, а </w:t>
+      </w:r>
+      <w:proofErr w:type="gramStart"/>
+      <w:r>
+        <w:t>так же</w:t>
+      </w:r>
+      <w:proofErr w:type="gramEnd"/>
+      <w:r>
+        <w:t xml:space="preserve"> дальнейшего внесения законопроекта в </w:t>
+      </w:r>
+      <w:proofErr w:type="spellStart"/>
+      <w:r>
+        <w:t>гос</w:t>
+      </w:r>
+      <w:proofErr w:type="spellEnd"/>
+      <w:r>
+        <w:t xml:space="preserve"> думу. (обязательства застройщика создания зеленой зоны)</w:t>
+      </w:r>
+    </w:p>
+    <w:p>
+      <w:pPr>
+        <w:pStyle w:val="a9"/>
+        <w:numPr>
+          <w:ilvl w:val="0"/>
+          <w:numId w:val="2"/>
+        </w:numPr>
+      </w:pPr>
+      <w:proofErr w:type="gramStart"/>
+      <w:r>
+        <w:t>Кроме того</w:t>
+      </w:r>
+      <w:proofErr w:type="gramEnd"/>
+      <w:r>
+        <w:t xml:space="preserve"> для избежания роста стоимости ЖКХ </w:t>
+      </w:r>
+      <w:proofErr w:type="spellStart"/>
+      <w:r>
+        <w:t>пропросить</w:t>
+      </w:r>
+      <w:proofErr w:type="spellEnd"/>
+      <w:r>
+        <w:t xml:space="preserve"> субсидий.</w:t>
+      </w:r>
+    </w:p>
+    <w:p>
+      <w:pPr>
+        <w:pStyle w:val="a9"/>
+        <w:numPr>
+          <w:ilvl w:val="0"/>
+          <w:numId w:val="2"/>
+        </w:numPr>
+      </w:pPr>
+      <w:proofErr w:type="spellStart"/>
+      <w:r>
+        <w:rPr>
+          <w:lang w:val="en-US"/>
+        </w:rPr>
+        <w:t>Практика</w:t>
+      </w:r>
+      <w:proofErr w:type="spellEnd"/>
+    </w:p>
+    <w:p>
+      <w:pPr>
+        <w:pStyle w:val="a9"/>
+        <w:numPr>
+          <w:ilvl w:val="1"/>
+          <w:numId w:val="2"/>
+        </w:numPr>
+      </w:pPr>
+      <w:proofErr w:type="spellStart"/>
+      <w:r>
+        <w:rPr>
+          <w:lang w:val="en-US"/>
+        </w:rPr>
+        <w:t>Подбор</w:t>
+      </w:r>
+      <w:proofErr w:type="spellEnd"/>
+      <w:r>
+        <w:rPr>
+          <w:lang w:val="en-US"/>
+        </w:rPr>
+        <w:t xml:space="preserve"> </w:t>
+      </w:r>
+      <w:proofErr w:type="spellStart"/>
+      <w:r>
+        <w:rPr>
+          <w:lang w:val="en-US"/>
+        </w:rPr>
+        <w:t>растений</w:t>
+      </w:r>
+      <w:proofErr w:type="spellEnd"/>
+    </w:p>
+    <w:p>
+      <w:pPr>
+        <w:pStyle w:val="a9"/>
+        <w:numPr>
+          <w:ilvl w:val="1"/>
+          <w:numId w:val="2"/>
+        </w:numPr>
+      </w:pPr>
+      <w:proofErr w:type="spellStart"/>
+      <w:r>
+        <w:rPr>
+          <w:lang w:val="en-US"/>
+        </w:rPr>
+        <w:t>Создание</w:t>
+      </w:r>
+      <w:proofErr w:type="spellEnd"/>
+      <w:r>
+        <w:rPr>
+          <w:lang w:val="en-US"/>
+        </w:rPr>
+        <w:t xml:space="preserve"> </w:t>
+      </w:r>
+      <w:proofErr w:type="spellStart"/>
+      <w:r>
+        <w:rPr>
+          <w:lang w:val="en-US"/>
+        </w:rPr>
+        <w:t>эскиза</w:t>
+      </w:r>
+      <w:proofErr w:type="spellEnd"/>
+    </w:p>
+    <w:p>
+      <w:pPr>
+        <w:pStyle w:val="a9"/>
+        <w:numPr>
+          <w:ilvl w:val="1"/>
+          <w:numId w:val="2"/>
+        </w:numPr>
+      </w:pPr>
+      <w:proofErr w:type="spellStart"/>
+      <w:r>
+        <w:rPr>
+          <w:lang w:val="en-US"/>
+        </w:rPr>
+        <w:t>Разработка</w:t>
+      </w:r>
+      <w:proofErr w:type="spellEnd"/>
+      <w:r>
+        <w:rPr>
+          <w:lang w:val="en-US"/>
+        </w:rPr>
+        <w:t xml:space="preserve"> </w:t>
+      </w:r>
+      <w:proofErr w:type="spellStart"/>
+      <w:r>
+        <w:rPr>
+          <w:lang w:val="en-US"/>
+        </w:rPr>
+        <w:t>макета</w:t>
+      </w:r>
+      <w:proofErr w:type="spellEnd"/>
+    </w:p>
+    <w:p>
+      <w:pPr>
+        <w:pStyle w:val="a9"/>
+        <w:numPr>
+          <w:ilvl w:val="0"/>
+          <w:numId w:val="2"/>
+        </w:numPr>
+      </w:pPr>
+      <w:r>
+        <w:t>+ посадка в закрытой системе для растений</w:t>
+      </w:r>
+    </w:p>
+    <w:p>
+      <w:pPr>
+        <w:pStyle w:val="a9"/>
+        <w:numPr>
+          <w:ilvl w:val="0"/>
+          <w:numId w:val="2"/>
+        </w:numPr>
+      </w:pPr>
+      <w:r>
+        <w:t>+ елки живые в горшках весной высадка в грунт</w:t>
+      </w:r>
+    </w:p>
+    <w:p>
+      <w:pPr>
+        <w:pStyle w:val="a9"/>
+        <w:numPr>
+          <w:ilvl w:val="0"/>
+          <w:numId w:val="2"/>
+        </w:numPr>
+      </w:pPr>
+      <w:r>
+        <w:lastRenderedPageBreak/>
+        <w:t>Почитать подобранную литературу – какие предлагаются растения, травы, кустарники, деревья</w:t>
+      </w:r>
+    </w:p>
+    <w:p>
       <w:pPr>
         <w:pStyle w:val="1"/>
       </w:pPr>
@@ -44,11 +414,40 @@
     <w:p/>
     <w:p>
       <w:r>
-        <w:t>Площади парков</w:t>
-      </w:r>
-      <w:r>
-        <w:t xml:space="preserve"> в мегаполисах (в основном РФ)</w:t>
-      </w:r>
+        <w:t>Площади парков в мегаполисах (в основном РФ)</w:t>
+      </w:r>
+      <w:sdt>
+        <w:sdtPr>
+          <w:id w:val="1028452851"/>
+          <w:citation/>
+        </w:sdtPr>
+        <w:sdtContent>
+          <w:r>
+            <w:fldChar w:fldCharType="begin"/>
+          </w:r>
+          <w:r>
+            <w:instrText xml:space="preserve">CITATION Неу80 \l 1033 </w:instrText>
+          </w:r>
+          <w:r>
+            <w:fldChar w:fldCharType="separate"/>
+          </w:r>
+          <w:r>
+            <w:rPr>
+              <w:noProof/>
+            </w:rPr>
+            <w:t xml:space="preserve"> </w:t>
+          </w:r>
+          <w:r>
+            <w:rPr>
+              <w:noProof/>
+            </w:rPr>
+            <w:t>(Неумойчева, 1980)</w:t>
+          </w:r>
+          <w:r>
+            <w:fldChar w:fldCharType="end"/>
+          </w:r>
+        </w:sdtContent>
+      </w:sdt>
     </w:p>
     <w:p>
       <w:pPr>
@@ -121,7 +520,7 @@
             <w:hideMark/>
           </w:tcPr>
           <w:p>
-            <w:hyperlink r:id="rId5" w:tgtFrame="_blank" w:history="1">
+            <w:hyperlink r:id="rId9" w:tgtFrame="_blank" w:history="1">
               <w:r>
                 <w:rPr>
                   <w:rStyle w:val="a5"/>
@@ -198,7 +597,7 @@
                 <w:lang w:val="en-US"/>
               </w:rPr>
             </w:pPr>
-            <w:hyperlink r:id="rId6" w:tgtFrame="_blank" w:history="1">
+            <w:hyperlink r:id="rId10" w:tgtFrame="_blank" w:history="1">
               <w:r>
                 <w:rPr>
                   <w:rStyle w:val="a5"/>
@@ -222,10 +621,13 @@
               <w:t>".</w:t>
             </w:r>
             <w:r>
+              <w:t xml:space="preserve"> </w:t>
+            </w:r>
+            <w:r>
               <w:rPr>
                 <w:lang w:val="en-US"/>
               </w:rPr>
-              <w:t xml:space="preserve"> (</w:t>
+              <w:t>(</w:t>
             </w:r>
             <w:r>
               <w:t>PDF</w:t>
@@ -365,7 +767,7 @@
                 <w:lang w:val="en-US"/>
               </w:rPr>
             </w:pPr>
-            <w:hyperlink r:id="rId7" w:tgtFrame="_blank" w:history="1">
+            <w:hyperlink r:id="rId11" w:tgtFrame="_blank" w:history="1">
               <w:r>
                 <w:rPr>
                   <w:rStyle w:val="a5"/>
@@ -381,10 +783,13 @@
               <w:t>Образовательный ресурс, хорошо описывает базовые принципы.</w:t>
             </w:r>
             <w:r>
+              <w:t xml:space="preserve"> </w:t>
+            </w:r>
+            <w:r>
               <w:rPr>
                 <w:lang w:val="en-US"/>
               </w:rPr>
-              <w:t xml:space="preserve"> (</w:t>
+              <w:t>(</w:t>
             </w:r>
             <w:proofErr w:type="spellStart"/>
             <w:r>
@@ -477,7 +882,7 @@
         </w:rPr>
         <w:t xml:space="preserve"> </w:t>
       </w:r>
-      <w:hyperlink r:id="rId8" w:history="1">
+      <w:hyperlink r:id="rId12" w:history="1">
         <w:r>
           <w:rPr>
             <w:rStyle w:val="a5"/>
@@ -517,7 +922,7 @@
         </w:rPr>
         <w:t xml:space="preserve">. </w:t>
       </w:r>
-      <w:hyperlink r:id="rId9" w:history="1">
+      <w:hyperlink r:id="rId13" w:history="1">
         <w:r>
           <w:rPr>
             <w:rStyle w:val="a5"/>
@@ -542,7 +947,7 @@
           <w:szCs w:val="18"/>
         </w:rPr>
       </w:pPr>
-      <w:hyperlink r:id="rId10" w:history="1">
+      <w:hyperlink r:id="rId14" w:history="1">
         <w:r>
           <w:rPr>
             <w:rStyle w:val="a5"/>
@@ -606,7 +1011,7 @@
       </w:r>
     </w:p>
     <w:p>
-      <w:hyperlink r:id="rId11" w:history="1">
+      <w:hyperlink r:id="rId15" w:history="1">
         <w:r>
           <w:rPr>
             <w:rStyle w:val="a5"/>
@@ -615,10 +1020,7 @@
         </w:r>
       </w:hyperlink>
       <w:r>
-        <w:t xml:space="preserve">  - </w:t>
-      </w:r>
-      <w:r>
-        <w:t>Сысоева, Е. В. Районирование территории Центральной России по эффективности применения «зеленых»</w:t>
+        <w:t xml:space="preserve">  - Сысоева, Е. В. Районирование территории Центральной России по эффективности применения «зеленых»</w:t>
       </w:r>
     </w:p>
     <w:p>
@@ -704,24 +1106,12 @@
       </w:r>
     </w:p>
     <w:p>
-      <w:hyperlink r:id="rId12" w:history="1">
+      <w:hyperlink r:id="rId16" w:history="1">
         <w:r>
           <w:rPr>
             <w:rStyle w:val="a5"/>
           </w:rPr>
-          <w:t>https://ru.wikipedia.org/wiki/%D0%9E</w:t>
-        </w:r>
-        <w:r>
-          <w:rPr>
-            <w:rStyle w:val="a5"/>
-          </w:rPr>
-          <w:t>%</w:t>
-        </w:r>
-        <w:r>
-          <w:rPr>
-            <w:rStyle w:val="a5"/>
-          </w:rPr>
-          <w:t>D0%B7%D0%B5%D0%BB%D0%B5%D0%BD%D0%B5%D0%BD%D0%B8%D0%B5_%D0%BA%D1%80%D1%8B%D1%88</w:t>
+          <w:t>https://ru.wikipedia.org/wiki/%D0%9E%D0%B7%D0%B5%D0%BB%D0%B5%D0%BD%D0%B5%D0%BD%D0%B8%D0%B5_%D0%BA%D1%80%D1%8B%D1%88</w:t>
         </w:r>
       </w:hyperlink>
       <w:r>
@@ -735,7 +1125,7 @@
       </w:r>
     </w:p>
     <w:p>
-      <w:hyperlink r:id="rId13" w:history="1">
+      <w:hyperlink r:id="rId17" w:history="1">
         <w:r>
           <w:rPr>
             <w:rStyle w:val="a5"/>
@@ -746,7 +1136,7 @@
       <w:r>
         <w:t xml:space="preserve"> - </w:t>
       </w:r>
-      <w:hyperlink r:id="rId14" w:history="1">
+      <w:hyperlink r:id="rId18" w:history="1">
         <w:r>
           <w:rPr>
             <w:rStyle w:val="a5"/>
@@ -760,7 +1150,7 @@
         </w:rPr>
         <w:t xml:space="preserve">. Дата обращения: 15 декабря 2024. </w:t>
       </w:r>
-      <w:hyperlink r:id="rId15" w:history="1">
+      <w:hyperlink r:id="rId19" w:history="1">
         <w:r>
           <w:rPr>
             <w:rStyle w:val="a5"/>
@@ -775,6 +1165,84 @@
         <w:t xml:space="preserve"> 15 декабря 2024 года.</w:t>
       </w:r>
     </w:p>
+    <w:p/>
+    <w:sdt>
+      <w:sdtPr>
+        <w:id w:val="-141735068"/>
+        <w:docPartObj>
+          <w:docPartGallery w:val="Bibliographies"/>
+          <w:docPartUnique/>
+        </w:docPartObj>
+      </w:sdtPr>
+      <w:sdtEndPr>
+        <w:rPr>
+          <w:rFonts w:asciiTheme="minorHAnsi" w:eastAsiaTheme="minorHAnsi" w:hAnsiTheme="minorHAnsi" w:cstheme="minorBidi"/>
+          <w:color w:val="auto"/>
+          <w:sz w:val="22"/>
+          <w:szCs w:val="22"/>
+        </w:rPr>
+      </w:sdtEndPr>
+      <w:sdtContent>
+        <w:p>
+          <w:pPr>
+            <w:pStyle w:val="1"/>
+          </w:pPr>
+          <w:r>
+            <w:t>Список литературы</w:t>
+          </w:r>
+        </w:p>
+        <w:sdt>
+          <w:sdtPr>
+            <w:id w:val="111145805"/>
+            <w:bibliography/>
+          </w:sdtPr>
+          <w:sdtContent>
+            <w:p>
+              <w:pPr>
+                <w:pStyle w:val="aa"/>
+                <w:rPr>
+                  <w:noProof/>
+                  <w:sz w:val="24"/>
+                  <w:szCs w:val="24"/>
+                </w:rPr>
+              </w:pPr>
+              <w:r>
+                <w:fldChar w:fldCharType="begin"/>
+              </w:r>
+              <w:r>
+                <w:instrText>BIBLIOGRAPHY</w:instrText>
+              </w:r>
+              <w:r>
+                <w:fldChar w:fldCharType="separate"/>
+              </w:r>
+              <w:r>
+                <w:rPr>
+                  <w:b/>
+                  <w:bCs/>
+                  <w:noProof/>
+                </w:rPr>
+                <w:t>Неумойчева Алина Дмитриевна</w:t>
+              </w:r>
+              <w:r>
+                <w:rPr>
+                  <w:noProof/>
+                </w:rPr>
+                <w:t xml:space="preserve"> Крыша едет [Книга]. - Москва : Архитектура и ремонт, 1980.</w:t>
+              </w:r>
+            </w:p>
+            <w:p>
+              <w:r>
+                <w:rPr>
+                  <w:b/>
+                  <w:bCs/>
+                </w:rPr>
+                <w:fldChar w:fldCharType="end"/>
+              </w:r>
+            </w:p>
+          </w:sdtContent>
+        </w:sdt>
+      </w:sdtContent>
+    </w:sdt>
     <w:p/>
     <w:p/>
     <w:sectPr>
@@ -790,6 +1258,95 @@
 <file path=word/numbering.xml><?xml version="1.0" encoding="utf-8"?>
 <w:numbering xmlns:wpc="http://schemas.microsoft.com/office/word/2010/wordprocessingCanvas" xmlns:cx="http://schemas.microsoft.com/office/drawing/2014/chartex" xmlns:cx1="http://schemas.microsoft.com/office/drawing/2015/9/8/chartex" xmlns:cx2="http://schemas.microsoft.com/office/drawing/2015/10/21/chartex" xmlns:cx3="http://schemas.microsoft.com/office/drawing/2016/5/9/chartex" xmlns:cx4="http://schemas.microsoft.com/office/drawing/2016/5/10/chartex" xmlns:cx5="http://schemas.microsoft.com/office/drawing/2016/5/11/chartex" xmlns:cx6="http://schemas.microsoft.com/office/drawing/2016/5/12/chartex" xmlns:cx7="http://schemas.microsoft.com/office/drawing/2016/5/13/chartex" xmlns:cx8="http://schemas.microsoft.com/office/drawing/2016/5/14/chartex" xmlns:mc="http://schemas.openxmlformats.org/markup-compatibility/2006" xmlns:aink="http://schemas.microsoft.com/office/drawing/2016/ink" xmlns:am3d="http://schemas.microsoft.com/office/drawing/2017/model3d" xmlns:o="urn:schemas-microsoft-com:office:office" xmlns:oel="http://schemas.microsoft.com/office/2019/extlst" xmlns:r="http://schemas.openxmlformats.org/officeDocument/2006/relationships" xmlns:m="http://schemas.openxmlformats.org/officeDocument/2006/math" xmlns:v="urn:schemas-microsoft-com:vml" xmlns:wp14="http://schemas.microsoft.com/office/word/2010/wordprocessingDrawing" xmlns:wp="http://schemas.openxmlformats.org/drawingml/2006/wordprocessingDrawing" xmlns:w10="urn:schemas-microsoft-com:office:word" xmlns:w="http://schemas.openxmlformats.org/wordprocessingml/2006/main" xmlns:w14="http://schemas.microsoft.com/office/word/2010/wordml" xmlns:w15="http://schemas.microsoft.com/office/word/2012/wordml" xmlns:w16cex="http://schemas.microsoft.com/office/word/2018/wordml/cex" xmlns:w16cid="http://schemas.microsoft.com/office/word/2016/wordml/cid" xmlns:w16="http://schemas.microsoft.com/office/word/2018/wordml" xmlns:w16sdtdh="http://schemas.microsoft.com/office/word/2020/wordml/sdtdatahash" xmlns:w16se="http://schemas.microsoft.com/office/word/2015/wordml/symex" xmlns:wpg="http://schemas.microsoft.com/office/word/2010/wordprocessingGroup" xmlns:wpi="http://schemas.microsoft.com/office/word/2010/wordprocessingInk" xmlns:wne="http://schemas.microsoft.com/office/word/2006/wordml" xmlns:wps="http://schemas.microsoft.com/office/word/2010/wordprocessingShape" mc:Ignorable="w14 w15 w16se w16cid w16 w16cex w16sdtdh wp14">
   <w:abstractNum w:abstractNumId="0" w15:restartNumberingAfterBreak="0">
+    <w:nsid w:val="3F0F6384"/>
+    <w:multiLevelType w:val="hybridMultilevel"/>
+    <w:tmpl w:val="330248B6"/>
+    <w:lvl w:ilvl="0" w:tplc="0419000F">
+      <w:start w:val="1"/>
+      <w:numFmt w:val="decimal"/>
+      <w:lvlText w:val="%1."/>
+      <w:lvlJc w:val="left"/>
+      <w:pPr>
+        <w:ind w:left="720" w:hanging="360"/>
+      </w:pPr>
+      <w:rPr>
+        <w:rFonts w:hint="default"/>
+      </w:rPr>
+    </w:lvl>
+    <w:lvl w:ilvl="1" w:tplc="04190019">
+      <w:start w:val="1"/>
+      <w:numFmt w:val="lowerLetter"/>
+      <w:lvlText w:val="%2."/>
+      <w:lvlJc w:val="left"/>
+      <w:pPr>
+        <w:ind w:left="1440" w:hanging="360"/>
+      </w:pPr>
+    </w:lvl>
+    <w:lvl w:ilvl="2" w:tplc="0419001B" w:tentative="1">
+      <w:start w:val="1"/>
+      <w:numFmt w:val="lowerRoman"/>
+      <w:lvlText w:val="%3."/>
+      <w:lvlJc w:val="right"/>
+      <w:pPr>
+        <w:ind w:left="2160" w:hanging="180"/>
+      </w:pPr>
+    </w:lvl>
+    <w:lvl w:ilvl="3" w:tplc="0419000F" w:tentative="1">
+      <w:start w:val="1"/>
+      <w:numFmt w:val="decimal"/>
+      <w:lvlText w:val="%4."/>
+      <w:lvlJc w:val="left"/>
+      <w:pPr>
+        <w:ind w:left="2880" w:hanging="360"/>
+      </w:pPr>
+    </w:lvl>
+    <w:lvl w:ilvl="4" w:tplc="04190019" w:tentative="1">
+      <w:start w:val="1"/>
+      <w:numFmt w:val="lowerLetter"/>
+      <w:lvlText w:val="%5."/>
+      <w:lvlJc w:val="left"/>
+      <w:pPr>
+        <w:ind w:left="3600" w:hanging="360"/>
+      </w:pPr>
+    </w:lvl>
+    <w:lvl w:ilvl="5" w:tplc="0419001B" w:tentative="1">
+      <w:start w:val="1"/>
+      <w:numFmt w:val="lowerRoman"/>
+      <w:lvlText w:val="%6."/>
+      <w:lvlJc w:val="right"/>
+      <w:pPr>
+        <w:ind w:left="4320" w:hanging="180"/>
+      </w:pPr>
+    </w:lvl>
+    <w:lvl w:ilvl="6" w:tplc="0419000F" w:tentative="1">
+      <w:start w:val="1"/>
+      <w:numFmt w:val="decimal"/>
+      <w:lvlText w:val="%7."/>
+      <w:lvlJc w:val="left"/>
+      <w:pPr>
+        <w:ind w:left="5040" w:hanging="360"/>
+      </w:pPr>
+    </w:lvl>
+    <w:lvl w:ilvl="7" w:tplc="04190019" w:tentative="1">
+      <w:start w:val="1"/>
+      <w:numFmt w:val="lowerLetter"/>
+      <w:lvlText w:val="%8."/>
+      <w:lvlJc w:val="left"/>
+      <w:pPr>
+        <w:ind w:left="5760" w:hanging="360"/>
+      </w:pPr>
+    </w:lvl>
+    <w:lvl w:ilvl="8" w:tplc="0419001B" w:tentative="1">
+      <w:start w:val="1"/>
+      <w:numFmt w:val="lowerRoman"/>
+      <w:lvlText w:val="%9."/>
+      <w:lvlJc w:val="right"/>
+      <w:pPr>
+        <w:ind w:left="6480" w:hanging="180"/>
+      </w:pPr>
+    </w:lvl>
+  </w:abstractNum>
+  <w:abstractNum w:abstractNumId="1" w15:restartNumberingAfterBreak="0">
     <w:nsid w:val="78727471"/>
     <w:multiLevelType w:val="multilevel"/>
     <w:tmpl w:val="04190025"/>
@@ -885,6 +1442,9 @@
     </w:lvl>
   </w:abstractNum>
   <w:num w:numId="1" w16cid:durableId="1249539092">
+    <w:abstractNumId w:val="1"/>
+  </w:num>
+  <w:num w:numId="2" w16cid:durableId="388504507">
     <w:abstractNumId w:val="0"/>
   </w:num>
 </w:numbering>
@@ -1770,6 +2330,25 @@
       <w:u w:val="single"/>
     </w:rPr>
   </w:style>
+  <w:style w:type="paragraph" w:styleId="a9">
+    <w:name w:val="List Paragraph"/>
+    <w:basedOn w:val="a"/>
+    <w:uiPriority w:val="34"/>
+    <w:qFormat/>
+    <w:rsid w:val="00951466"/>
+    <w:pPr>
+      <w:ind w:left="720"/>
+      <w:contextualSpacing/>
+    </w:pPr>
+  </w:style>
+  <w:style w:type="paragraph" w:styleId="aa">
+    <w:name w:val="Bibliography"/>
+    <w:basedOn w:val="a"/>
+    <w:next w:val="a"/>
+    <w:uiPriority w:val="37"/>
+    <w:unhideWhenUsed/>
+    <w:rsid w:val="00CD4447"/>
+  </w:style>
 </w:styles>
 </file>
 
@@ -2066,4 +2645,38 @@
     </a:ext>
   </a:extLst>
 </a:theme>
+</file>
+
+<file path=customXml/item1.xml><?xml version="1.0" encoding="utf-8"?>
+<b:Sources xmlns:b="http://schemas.openxmlformats.org/officeDocument/2006/bibliography" xmlns="http://schemas.openxmlformats.org/officeDocument/2006/bibliography" SelectedStyle="\GostName.XSL" StyleName="ГОСТ — сортировка по именам" Version="2003">
+  <b:Source>
+    <b:Tag>Неу80</b:Tag>
+    <b:SourceType>Book</b:SourceType>
+    <b:Guid>{E8011BDC-F361-4B2B-9E65-6F6E190617E9}</b:Guid>
+    <b:Author>
+      <b:Author>
+        <b:NameList>
+          <b:Person>
+            <b:Last>Неумойчева</b:Last>
+            <b:Middle>Дмитриевна</b:Middle>
+            <b:First>Алина</b:First>
+          </b:Person>
+        </b:NameList>
+      </b:Author>
+    </b:Author>
+    <b:Title>Крыша едет</b:Title>
+    <b:Year>1980</b:Year>
+    <b:City>Москва</b:City>
+    <b:Publisher>Архитектура и ремонт</b:Publisher>
+    <b:RefOrder>1</b:RefOrder>
+  </b:Source>
+</b:Sources>
+</file>
+
+<file path=customXml/itemProps1.xml><?xml version="1.0" encoding="utf-8"?>
+<ds:datastoreItem xmlns:ds="http://schemas.openxmlformats.org/officeDocument/2006/customXml" ds:itemID="{396A7E6A-9B8C-49A0-81E9-6E7BA0E988AA}">
+  <ds:schemaRefs>
+    <ds:schemaRef ds:uri="http://schemas.openxmlformats.org/officeDocument/2006/bibliography"/>
+  </ds:schemaRefs>
+</ds:datastoreItem>
 </file>
--- a/Черновик.docx
+++ b/Черновик.docx
@@ -66,19 +66,7 @@
           <w:rPr>
             <w:rStyle w:val="a5"/>
           </w:rPr>
-          <w:t>https://www.iqair.com/ru/air-quality-</w:t>
-        </w:r>
-        <w:r>
-          <w:rPr>
-            <w:rStyle w:val="a5"/>
-          </w:rPr>
-          <w:t>m</w:t>
-        </w:r>
-        <w:r>
-          <w:rPr>
-            <w:rStyle w:val="a5"/>
-          </w:rPr>
-          <w:t>ap</w:t>
+          <w:t>https://www.iqair.com/ru/air-quality-map</w:t>
         </w:r>
       </w:hyperlink>
       <w:r>
@@ -93,6 +81,9 @@
         <w:br/>
       </w:r>
       <w:r>
+        <w:rPr>
+          <w:noProof/>
+        </w:rPr>
         <w:drawing>
           <wp:inline distT="0" distB="0" distL="0" distR="0" wp14:anchorId="7EE19F08" wp14:editId="02470008">
             <wp:extent cx="5940425" cy="5351780"/>
@@ -155,8 +146,14 @@
           <w:ilvl w:val="0"/>
           <w:numId w:val="2"/>
         </w:numPr>
-      </w:pPr>
-      <w:r>
+        <w:rPr>
+          <w:strike/>
+        </w:rPr>
+      </w:pPr>
+      <w:r>
+        <w:rPr>
+          <w:strike/>
+        </w:rPr>
         <w:t>Попытаться еще раз прикинуть долю крыш в спальном районе.</w:t>
       </w:r>
     </w:p>
@@ -176,11 +173,106 @@
       <w:pPr>
         <w:pStyle w:val="a9"/>
         <w:numPr>
+          <w:ilvl w:val="1"/>
+          <w:numId w:val="2"/>
+        </w:numPr>
+      </w:pPr>
+      <w:hyperlink r:id="rId9" w:history="1">
+        <w:r>
+          <w:rPr>
+            <w:rStyle w:val="a5"/>
+          </w:rPr>
+          <w:t>https://nplus1.ru/news/2022/09/09/sky-over-berlin</w:t>
+        </w:r>
+      </w:hyperlink>
+      <w:r>
+        <w:t xml:space="preserve"> (оригинал </w:t>
+      </w:r>
+      <w:hyperlink r:id="rId10" w:history="1">
+        <w:r>
+          <w:rPr>
+            <w:rStyle w:val="a5"/>
+          </w:rPr>
+          <w:t>https://www.nature.com/articles/s41380-022-01720-6</w:t>
+        </w:r>
+      </w:hyperlink>
+      <w:r>
+        <w:t xml:space="preserve">) </w:t>
+      </w:r>
+      <w:r>
+        <w:t>–</w:t>
+      </w:r>
+      <w:r>
+        <w:t xml:space="preserve"> 30 минутные прогулки на природе избавляют от страха и тревожности, по городу - нет</w:t>
+      </w:r>
+    </w:p>
+    <w:p>
+      <w:pPr>
+        <w:pStyle w:val="a9"/>
+        <w:numPr>
+          <w:ilvl w:val="1"/>
+          <w:numId w:val="2"/>
+        </w:numPr>
+      </w:pPr>
+      <w:hyperlink r:id="rId11" w:history="1">
+        <w:r>
+          <w:rPr>
+            <w:rStyle w:val="a5"/>
+          </w:rPr>
+          <w:t>https://www.b17.ru/article/412701/</w:t>
+        </w:r>
+      </w:hyperlink>
+      <w:r>
+        <w:t xml:space="preserve"> “</w:t>
+      </w:r>
+      <w:r>
+        <w:t>Поскольку мир становится все более урбанизированным, очень важно прилагать усилия для сохранения и создания зеленых зон в наших городах, чтобы обеспечить доступ к природе каждому. Польза природы для психического здоровья неоспорима, и ее нельзя упускать из виду.</w:t>
+      </w:r>
+      <w:r>
+        <w:t xml:space="preserve">” </w:t>
+      </w:r>
+      <w:r>
+        <w:t>психолог, консультант, когнитивно-поведенческий терапевт, Юлия Чурина</w:t>
+      </w:r>
+    </w:p>
+    <w:p>
+      <w:pPr>
+        <w:pStyle w:val="a9"/>
+        <w:numPr>
+          <w:ilvl w:val="1"/>
+          <w:numId w:val="2"/>
+        </w:numPr>
+      </w:pPr>
+      <w:hyperlink r:id="rId12" w:history="1">
+        <w:r>
+          <w:rPr>
+            <w:rStyle w:val="a5"/>
+          </w:rPr>
+          <w:t>https://nplus1.ru/news/2024/07/19/nature-exposure-mental-illness</w:t>
+        </w:r>
+      </w:hyperlink>
+      <w:r>
+        <w:t xml:space="preserve"> психам на природе тоже </w:t>
+      </w:r>
+      <w:proofErr w:type="spellStart"/>
+      <w:r>
+        <w:t>лучшает</w:t>
+      </w:r>
+      <w:proofErr w:type="spellEnd"/>
+      <w:r>
+        <w:br/>
+      </w:r>
+    </w:p>
+    <w:p>
+      <w:pPr>
+        <w:pStyle w:val="a9"/>
+        <w:numPr>
           <w:ilvl w:val="0"/>
           <w:numId w:val="2"/>
         </w:numPr>
       </w:pPr>
       <w:r>
+        <w:lastRenderedPageBreak/>
         <w:t xml:space="preserve">Продукт: Макет + обращение к мэру Москвы с целью привлечения внимания к инициативе, а </w:t>
       </w:r>
       <w:proofErr w:type="gramStart"/>
@@ -249,10 +341,14 @@
           <w:ilvl w:val="1"/>
           <w:numId w:val="2"/>
         </w:numPr>
-      </w:pPr>
-      <w:proofErr w:type="spellStart"/>
-      <w:r>
-        <w:rPr>
+        <w:rPr>
+          <w:strike/>
+        </w:rPr>
+      </w:pPr>
+      <w:proofErr w:type="spellStart"/>
+      <w:r>
+        <w:rPr>
+          <w:strike/>
           <w:lang w:val="en-US"/>
         </w:rPr>
         <w:t>Подбор</w:t>
@@ -260,6 +356,7 @@
       <w:proofErr w:type="spellEnd"/>
       <w:r>
         <w:rPr>
+          <w:strike/>
           <w:lang w:val="en-US"/>
         </w:rPr>
         <w:t xml:space="preserve"> </w:t>
@@ -267,6 +364,7 @@
       <w:proofErr w:type="spellStart"/>
       <w:r>
         <w:rPr>
+          <w:strike/>
           <w:lang w:val="en-US"/>
         </w:rPr>
         <w:t>растений</w:t>
@@ -277,6 +375,512 @@
       <w:pPr>
         <w:pStyle w:val="a9"/>
         <w:numPr>
+          <w:ilvl w:val="2"/>
+          <w:numId w:val="2"/>
+        </w:numPr>
+      </w:pPr>
+      <w:proofErr w:type="gramStart"/>
+      <w:r>
+        <w:rPr>
+          <w:lang w:val="en-US"/>
+        </w:rPr>
+        <w:t>https</w:t>
+      </w:r>
+      <w:r>
+        <w:t>://</w:t>
+      </w:r>
+      <w:r>
+        <w:rPr>
+          <w:lang w:val="en-US"/>
+        </w:rPr>
+        <w:t>plot</w:t>
+      </w:r>
+      <w:r>
+        <w:t>-</w:t>
+      </w:r>
+      <w:r>
+        <w:rPr>
+          <w:lang w:val="en-US"/>
+        </w:rPr>
+        <w:t>artel</w:t>
+      </w:r>
+      <w:r>
+        <w:t>.</w:t>
+      </w:r>
+      <w:r>
+        <w:rPr>
+          <w:lang w:val="en-US"/>
+        </w:rPr>
+        <w:t>com</w:t>
+      </w:r>
+      <w:r>
+        <w:t>/</w:t>
+      </w:r>
+      <w:proofErr w:type="spellStart"/>
+      <w:r>
+        <w:rPr>
+          <w:lang w:val="en-US"/>
+        </w:rPr>
+        <w:t>stati</w:t>
+      </w:r>
+      <w:proofErr w:type="spellEnd"/>
+      <w:r>
+        <w:t>/</w:t>
+      </w:r>
+      <w:proofErr w:type="spellStart"/>
+      <w:r>
+        <w:rPr>
+          <w:lang w:val="en-US"/>
+        </w:rPr>
+        <w:t>tehnologiya</w:t>
+      </w:r>
+      <w:proofErr w:type="spellEnd"/>
+      <w:r>
+        <w:t>-</w:t>
+      </w:r>
+      <w:proofErr w:type="spellStart"/>
+      <w:r>
+        <w:rPr>
+          <w:lang w:val="en-US"/>
+        </w:rPr>
+        <w:t>ustrojstva</w:t>
+      </w:r>
+      <w:proofErr w:type="spellEnd"/>
+      <w:r>
+        <w:t>-</w:t>
+      </w:r>
+      <w:proofErr w:type="spellStart"/>
+      <w:r>
+        <w:rPr>
+          <w:lang w:val="en-US"/>
+        </w:rPr>
+        <w:t>travyanoj</w:t>
+      </w:r>
+      <w:proofErr w:type="spellEnd"/>
+      <w:r>
+        <w:t>-</w:t>
+      </w:r>
+      <w:proofErr w:type="spellStart"/>
+      <w:r>
+        <w:rPr>
+          <w:lang w:val="en-US"/>
+        </w:rPr>
+        <w:t>krovli</w:t>
+      </w:r>
+      <w:proofErr w:type="spellEnd"/>
+      <w:r>
+        <w:t xml:space="preserve">  Ч</w:t>
+      </w:r>
+      <w:r>
+        <w:t>аще</w:t>
+      </w:r>
+      <w:proofErr w:type="gramEnd"/>
+      <w:r>
+        <w:t xml:space="preserve"> всего применяются кровли с тонким слоем почвы для растений, порядка 10 см. Их используют для выращивания видов с высокой засухоустойчивостью и неглубокой корневой системой. Чаще всего это различные почвопокровные растения (например, очиток), мох и засухоустойчивые виды трав.</w:t>
+      </w:r>
+    </w:p>
+    <w:p>
+      <w:pPr>
+        <w:pStyle w:val="a9"/>
+        <w:numPr>
+          <w:ilvl w:val="2"/>
+          <w:numId w:val="2"/>
+        </w:numPr>
+      </w:pPr>
+      <w:hyperlink r:id="rId13" w:history="1">
+        <w:r>
+          <w:rPr>
+            <w:rStyle w:val="a5"/>
+          </w:rPr>
+          <w:t>https://www.ogorod.ru/ru/now/buildings/13297</w:t>
+        </w:r>
+        <w:r>
+          <w:rPr>
+            <w:rStyle w:val="a5"/>
+          </w:rPr>
+          <w:t>/</w:t>
+        </w:r>
+        <w:r>
+          <w:rPr>
+            <w:rStyle w:val="a5"/>
+          </w:rPr>
+          <w:t>7-rastenij-dlia-zelenoj-kryshy.htm</w:t>
+        </w:r>
+      </w:hyperlink>
+      <w:r>
+        <w:t xml:space="preserve"> есть в том числе про кусты и деревья</w:t>
+      </w:r>
+    </w:p>
+    <w:p>
+      <w:pPr>
+        <w:pStyle w:val="a9"/>
+        <w:numPr>
+          <w:ilvl w:val="2"/>
+          <w:numId w:val="2"/>
+        </w:numPr>
+      </w:pPr>
+      <w:hyperlink r:id="rId14" w:history="1">
+        <w:r>
+          <w:rPr>
+            <w:rStyle w:val="a5"/>
+          </w:rPr>
+          <w:t>https://www.gardenista.com/posts/my-garden-story-a-secret-rooftop-oasis-on-manhattans-upper-west-side/?utm_me</w:t>
+        </w:r>
+        <w:r>
+          <w:rPr>
+            <w:rStyle w:val="a5"/>
+          </w:rPr>
+          <w:t>d</w:t>
+        </w:r>
+        <w:r>
+          <w:rPr>
+            <w:rStyle w:val="a5"/>
+          </w:rPr>
+          <w:t>ium=organic&amp;utm_source=yasmartcamera</w:t>
+        </w:r>
+      </w:hyperlink>
+      <w:r>
+        <w:t xml:space="preserve"> – сад на крыше в </w:t>
+      </w:r>
+      <w:r>
+        <w:rPr>
+          <w:lang w:val="en-US"/>
+        </w:rPr>
+        <w:t>NY</w:t>
+      </w:r>
+      <w:r>
+        <w:t xml:space="preserve"> много фоток с деревьями</w:t>
+      </w:r>
+      <w:r>
+        <w:t xml:space="preserve"> и кустами</w:t>
+      </w:r>
+    </w:p>
+    <w:p>
+      <w:pPr>
+        <w:pStyle w:val="a9"/>
+        <w:numPr>
+          <w:ilvl w:val="2"/>
+          <w:numId w:val="2"/>
+        </w:numPr>
+      </w:pPr>
+      <w:r>
+        <w:t>Деревья:</w:t>
+      </w:r>
+    </w:p>
+    <w:p>
+      <w:pPr>
+        <w:pStyle w:val="a9"/>
+        <w:numPr>
+          <w:ilvl w:val="3"/>
+          <w:numId w:val="2"/>
+        </w:numPr>
+      </w:pPr>
+      <w:r>
+        <w:t>Кизил (</w:t>
+      </w:r>
+      <w:proofErr w:type="spellStart"/>
+      <w:r>
+        <w:t>Cornus</w:t>
+      </w:r>
+      <w:proofErr w:type="spellEnd"/>
+      <w:r>
+        <w:t>)</w:t>
+      </w:r>
+    </w:p>
+    <w:p>
+      <w:pPr>
+        <w:pStyle w:val="a9"/>
+        <w:numPr>
+          <w:ilvl w:val="3"/>
+          <w:numId w:val="2"/>
+        </w:numPr>
+      </w:pPr>
+      <w:r>
+        <w:t>Тюльпанное дерево (Тюльпанная магнолия) (</w:t>
+      </w:r>
+      <w:proofErr w:type="spellStart"/>
+      <w:r>
+        <w:t>Liriodendron</w:t>
+      </w:r>
+      <w:proofErr w:type="spellEnd"/>
+      <w:r>
+        <w:t xml:space="preserve"> </w:t>
+      </w:r>
+      <w:proofErr w:type="spellStart"/>
+      <w:r>
+        <w:t>tulipifera</w:t>
+      </w:r>
+      <w:proofErr w:type="spellEnd"/>
+      <w:r>
+        <w:t xml:space="preserve"> / </w:t>
+      </w:r>
+      <w:proofErr w:type="spellStart"/>
+      <w:r>
+        <w:t>Magnolia</w:t>
+      </w:r>
+      <w:proofErr w:type="spellEnd"/>
+      <w:r>
+        <w:t xml:space="preserve"> × </w:t>
+      </w:r>
+      <w:proofErr w:type="spellStart"/>
+      <w:r>
+        <w:t>soulangeana</w:t>
+      </w:r>
+      <w:proofErr w:type="spellEnd"/>
+      <w:r>
+        <w:t>)</w:t>
+      </w:r>
+    </w:p>
+    <w:p>
+      <w:pPr>
+        <w:pStyle w:val="a9"/>
+        <w:numPr>
+          <w:ilvl w:val="3"/>
+          <w:numId w:val="2"/>
+        </w:numPr>
+      </w:pPr>
+      <w:r>
+        <w:t>Падуб (</w:t>
+      </w:r>
+      <w:proofErr w:type="spellStart"/>
+      <w:r>
+        <w:t>Ilex</w:t>
+      </w:r>
+      <w:proofErr w:type="spellEnd"/>
+      <w:r>
+        <w:t>) – не для Москвы</w:t>
+      </w:r>
+    </w:p>
+    <w:p>
+      <w:pPr>
+        <w:pStyle w:val="a9"/>
+        <w:numPr>
+          <w:ilvl w:val="3"/>
+          <w:numId w:val="2"/>
+        </w:numPr>
+      </w:pPr>
+      <w:r>
+        <w:t>Рябина (</w:t>
+      </w:r>
+      <w:proofErr w:type="spellStart"/>
+      <w:r>
+        <w:t>Sorbus</w:t>
+      </w:r>
+      <w:proofErr w:type="spellEnd"/>
+      <w:r>
+        <w:t>)</w:t>
+      </w:r>
+    </w:p>
+    <w:p>
+      <w:pPr>
+        <w:pStyle w:val="a9"/>
+        <w:numPr>
+          <w:ilvl w:val="3"/>
+          <w:numId w:val="2"/>
+        </w:numPr>
+      </w:pPr>
+      <w:r>
+        <w:t xml:space="preserve">Карликовое персиковое дерево (лиственное) — было выбрано как центральный элемент сада. – не для </w:t>
+      </w:r>
+      <w:proofErr w:type="spellStart"/>
+      <w:r>
+        <w:t>москвы</w:t>
+      </w:r>
+      <w:proofErr w:type="spellEnd"/>
+    </w:p>
+    <w:p>
+      <w:pPr>
+        <w:pStyle w:val="a9"/>
+        <w:numPr>
+          <w:ilvl w:val="3"/>
+          <w:numId w:val="2"/>
+        </w:numPr>
+      </w:pPr>
+      <w:r>
+        <w:t>айва низкая, арония черноплодная, яблоня ягодная, ива козья, калина обыкновенная.</w:t>
+      </w:r>
+    </w:p>
+    <w:p>
+      <w:pPr>
+        <w:pStyle w:val="a9"/>
+        <w:numPr>
+          <w:ilvl w:val="3"/>
+          <w:numId w:val="2"/>
+        </w:numPr>
+      </w:pPr>
+      <w:r>
+        <w:t>Можно еще всякое горное</w:t>
+      </w:r>
+    </w:p>
+    <w:p>
+      <w:pPr>
+        <w:pStyle w:val="a9"/>
+        <w:numPr>
+          <w:ilvl w:val="2"/>
+          <w:numId w:val="2"/>
+        </w:numPr>
+      </w:pPr>
+      <w:r>
+        <w:t>Кустарники</w:t>
+      </w:r>
+    </w:p>
+    <w:p>
+      <w:pPr>
+        <w:pStyle w:val="a9"/>
+        <w:numPr>
+          <w:ilvl w:val="3"/>
+          <w:numId w:val="2"/>
+        </w:numPr>
+      </w:pPr>
+      <w:r>
+        <w:t xml:space="preserve">Клематис 'Sweet </w:t>
+      </w:r>
+      <w:proofErr w:type="spellStart"/>
+      <w:r>
+        <w:t>Autumn</w:t>
+      </w:r>
+      <w:proofErr w:type="spellEnd"/>
+      <w:r>
+        <w:t>' (</w:t>
+      </w:r>
+      <w:proofErr w:type="spellStart"/>
+      <w:r>
+        <w:t>Clematis</w:t>
+      </w:r>
+      <w:proofErr w:type="spellEnd"/>
+      <w:r>
+        <w:t xml:space="preserve"> </w:t>
+      </w:r>
+      <w:proofErr w:type="spellStart"/>
+      <w:r>
+        <w:t>terniflora</w:t>
+      </w:r>
+      <w:proofErr w:type="spellEnd"/>
+      <w:r>
+        <w:t>) — использовался для смягчения вида железных ограждений.</w:t>
+      </w:r>
+    </w:p>
+    <w:p>
+      <w:pPr>
+        <w:pStyle w:val="a9"/>
+        <w:numPr>
+          <w:ilvl w:val="3"/>
+          <w:numId w:val="2"/>
+        </w:numPr>
+      </w:pPr>
+      <w:r>
+        <w:t>Виноград сорта 'Конкорд' (</w:t>
+      </w:r>
+      <w:proofErr w:type="spellStart"/>
+      <w:r>
+        <w:t>Vitis</w:t>
+      </w:r>
+      <w:proofErr w:type="spellEnd"/>
+      <w:r>
+        <w:t xml:space="preserve"> </w:t>
+      </w:r>
+      <w:proofErr w:type="spellStart"/>
+      <w:r>
+        <w:t>labrusca</w:t>
+      </w:r>
+      <w:proofErr w:type="spellEnd"/>
+      <w:r>
+        <w:t xml:space="preserve"> '</w:t>
+      </w:r>
+      <w:proofErr w:type="spellStart"/>
+      <w:r>
+        <w:t>Concord</w:t>
+      </w:r>
+      <w:proofErr w:type="spellEnd"/>
+      <w:r>
+        <w:t>') — также высажен вдоль ограждений.</w:t>
+      </w:r>
+    </w:p>
+    <w:p>
+      <w:pPr>
+        <w:pStyle w:val="a9"/>
+        <w:numPr>
+          <w:ilvl w:val="3"/>
+          <w:numId w:val="2"/>
+        </w:numPr>
+      </w:pPr>
+      <w:hyperlink r:id="rId15" w:tgtFrame="_blank" w:history="1">
+        <w:r>
+          <w:rPr>
+            <w:rStyle w:val="a5"/>
+          </w:rPr>
+          <w:t>почвопокровные розы</w:t>
+        </w:r>
+      </w:hyperlink>
+      <w:r>
+        <w:t xml:space="preserve">, </w:t>
+      </w:r>
+    </w:p>
+    <w:p>
+      <w:pPr>
+        <w:pStyle w:val="a9"/>
+        <w:numPr>
+          <w:ilvl w:val="3"/>
+          <w:numId w:val="2"/>
+        </w:numPr>
+      </w:pPr>
+      <w:hyperlink r:id="rId16" w:tgtFrame="_blank" w:history="1">
+        <w:r>
+          <w:rPr>
+            <w:rStyle w:val="a5"/>
+          </w:rPr>
+          <w:t>горизонтальные можжевельники</w:t>
+        </w:r>
+      </w:hyperlink>
+      <w:r>
+        <w:t xml:space="preserve">, </w:t>
+      </w:r>
+    </w:p>
+    <w:p>
+      <w:pPr>
+        <w:pStyle w:val="a9"/>
+        <w:numPr>
+          <w:ilvl w:val="3"/>
+          <w:numId w:val="2"/>
+        </w:numPr>
+      </w:pPr>
+      <w:hyperlink r:id="rId17" w:tgtFrame="_blank" w:history="1">
+        <w:r>
+          <w:rPr>
+            <w:rStyle w:val="a5"/>
+          </w:rPr>
+          <w:t>верески и эрики</w:t>
+        </w:r>
+      </w:hyperlink>
+      <w:r>
+        <w:t>.</w:t>
+      </w:r>
+    </w:p>
+    <w:p>
+      <w:pPr>
+        <w:pStyle w:val="a9"/>
+        <w:numPr>
+          <w:ilvl w:val="2"/>
+          <w:numId w:val="2"/>
+        </w:numPr>
+      </w:pPr>
+      <w:r>
+        <w:t>Цветы и травы</w:t>
+      </w:r>
+    </w:p>
+    <w:p>
+      <w:pPr>
+        <w:pStyle w:val="a9"/>
+        <w:numPr>
+          <w:ilvl w:val="3"/>
+          <w:numId w:val="2"/>
+        </w:numPr>
+      </w:pPr>
+    </w:p>
+    <w:p>
+      <w:pPr>
+        <w:pStyle w:val="a9"/>
+        <w:numPr>
           <w:ilvl w:val="1"/>
           <w:numId w:val="2"/>
         </w:numPr>
@@ -308,6 +912,34 @@
       <w:pPr>
         <w:pStyle w:val="a9"/>
         <w:numPr>
+          <w:ilvl w:val="2"/>
+          <w:numId w:val="2"/>
+        </w:numPr>
+      </w:pPr>
+      <w:hyperlink r:id="rId18" w:history="1">
+        <w:r>
+          <w:rPr>
+            <w:rStyle w:val="a5"/>
+          </w:rPr>
+          <w:t>https://nav.tn.ru/systems/ploskaya-krysha/filter/uf_constr_segment-is-2/uf_expl_roof-is-expl_green/apply/</w:t>
+        </w:r>
+      </w:hyperlink>
+      <w:r>
+        <w:t xml:space="preserve"> - </w:t>
+      </w:r>
+      <w:proofErr w:type="spellStart"/>
+      <w:r>
+        <w:t>технониколь</w:t>
+      </w:r>
+      <w:proofErr w:type="spellEnd"/>
+      <w:r>
+        <w:t xml:space="preserve"> пироги крыш озелененных</w:t>
+      </w:r>
+    </w:p>
+    <w:p>
+      <w:pPr>
+        <w:pStyle w:val="a9"/>
+        <w:numPr>
           <w:ilvl w:val="1"/>
           <w:numId w:val="2"/>
         </w:numPr>
@@ -368,30 +1000,30 @@
         </w:numPr>
       </w:pPr>
       <w:r>
+        <w:t>Почитать подобранную литературу – какие предлагаются растения, травы, кустарники, деревья</w:t>
+      </w:r>
+    </w:p>
+    <w:p>
+      <w:pPr>
+        <w:pStyle w:val="1"/>
+      </w:pPr>
+      <w:proofErr w:type="spellStart"/>
+      <w:r>
+        <w:t>Нахрена</w:t>
+      </w:r>
+      <w:proofErr w:type="spellEnd"/>
+      <w:r>
+        <w:t xml:space="preserve"> (что плохо)</w:t>
+      </w:r>
+    </w:p>
+    <w:p>
+      <w:r>
+        <w:t>Депрессия в городе</w:t>
+      </w:r>
+    </w:p>
+    <w:p>
+      <w:r>
         <w:lastRenderedPageBreak/>
-        <w:t>Почитать подобранную литературу – какие предлагаются растения, травы, кустарники, деревья</w:t>
-      </w:r>
-    </w:p>
-    <w:p>
-      <w:pPr>
-        <w:pStyle w:val="1"/>
-      </w:pPr>
-      <w:proofErr w:type="spellStart"/>
-      <w:r>
-        <w:t>Нахрена</w:t>
-      </w:r>
-      <w:proofErr w:type="spellEnd"/>
-      <w:r>
-        <w:t xml:space="preserve"> (что плохо)</w:t>
-      </w:r>
-    </w:p>
-    <w:p>
-      <w:r>
-        <w:t>Депрессия в городе</w:t>
-      </w:r>
-    </w:p>
-    <w:p>
-      <w:r>
         <w:t>Загрязнение городского воздуха (</w:t>
       </w:r>
       <w:proofErr w:type="spellStart"/>
@@ -416,38 +1048,6 @@
       <w:r>
         <w:t>Площади парков в мегаполисах (в основном РФ)</w:t>
       </w:r>
-      <w:sdt>
-        <w:sdtPr>
-          <w:id w:val="1028452851"/>
-          <w:citation/>
-        </w:sdtPr>
-        <w:sdtContent>
-          <w:r>
-            <w:fldChar w:fldCharType="begin"/>
-          </w:r>
-          <w:r>
-            <w:instrText xml:space="preserve">CITATION Неу80 \l 1033 </w:instrText>
-          </w:r>
-          <w:r>
-            <w:fldChar w:fldCharType="separate"/>
-          </w:r>
-          <w:r>
-            <w:rPr>
-              <w:noProof/>
-            </w:rPr>
-            <w:t xml:space="preserve"> </w:t>
-          </w:r>
-          <w:r>
-            <w:rPr>
-              <w:noProof/>
-            </w:rPr>
-            <w:t>(Неумойчева, 1980)</w:t>
-          </w:r>
-          <w:r>
-            <w:fldChar w:fldCharType="end"/>
-          </w:r>
-        </w:sdtContent>
-      </w:sdt>
     </w:p>
     <w:p>
       <w:pPr>
@@ -494,8 +1094,8 @@
         <w:tblLook w:val="04A0" w:firstRow="1" w:lastRow="0" w:firstColumn="1" w:lastColumn="0" w:noHBand="0" w:noVBand="1"/>
       </w:tblPr>
       <w:tblGrid>
-        <w:gridCol w:w="6647"/>
-        <w:gridCol w:w="2708"/>
+        <w:gridCol w:w="6722"/>
+        <w:gridCol w:w="2723"/>
       </w:tblGrid>
       <w:tr>
         <w:trPr>
@@ -520,7 +1120,7 @@
             <w:hideMark/>
           </w:tcPr>
           <w:p>
-            <w:hyperlink r:id="rId9" w:tgtFrame="_blank" w:history="1">
+            <w:hyperlink r:id="rId19" w:tgtFrame="_blank" w:history="1">
               <w:r>
                 <w:rPr>
                   <w:rStyle w:val="a5"/>
@@ -566,8 +1166,8 @@
         <w:tblLook w:val="04A0" w:firstRow="1" w:lastRow="0" w:firstColumn="1" w:lastColumn="0" w:noHBand="0" w:noVBand="1"/>
       </w:tblPr>
       <w:tblGrid>
-        <w:gridCol w:w="6438"/>
-        <w:gridCol w:w="2917"/>
+        <w:gridCol w:w="6507"/>
+        <w:gridCol w:w="2938"/>
       </w:tblGrid>
       <w:tr>
         <w:trPr>
@@ -597,7 +1197,7 @@
                 <w:lang w:val="en-US"/>
               </w:rPr>
             </w:pPr>
-            <w:hyperlink r:id="rId10" w:tgtFrame="_blank" w:history="1">
+            <w:hyperlink r:id="rId20" w:tgtFrame="_blank" w:history="1">
               <w:r>
                 <w:rPr>
                   <w:rStyle w:val="a5"/>
@@ -728,8 +1328,8 @@
         <w:tblLook w:val="04A0" w:firstRow="1" w:lastRow="0" w:firstColumn="1" w:lastColumn="0" w:noHBand="0" w:noVBand="1"/>
       </w:tblPr>
       <w:tblGrid>
-        <w:gridCol w:w="5675"/>
-        <w:gridCol w:w="3680"/>
+        <w:gridCol w:w="5737"/>
+        <w:gridCol w:w="3708"/>
       </w:tblGrid>
       <w:tr>
         <w:trPr>
@@ -767,7 +1367,7 @@
                 <w:lang w:val="en-US"/>
               </w:rPr>
             </w:pPr>
-            <w:hyperlink r:id="rId11" w:tgtFrame="_blank" w:history="1">
+            <w:hyperlink r:id="rId21" w:tgtFrame="_blank" w:history="1">
               <w:r>
                 <w:rPr>
                   <w:rStyle w:val="a5"/>
@@ -882,7 +1482,7 @@
         </w:rPr>
         <w:t xml:space="preserve"> </w:t>
       </w:r>
-      <w:hyperlink r:id="rId12" w:history="1">
+      <w:hyperlink r:id="rId22" w:history="1">
         <w:r>
           <w:rPr>
             <w:rStyle w:val="a5"/>
@@ -922,7 +1522,7 @@
         </w:rPr>
         <w:t xml:space="preserve">. </w:t>
       </w:r>
-      <w:hyperlink r:id="rId13" w:history="1">
+      <w:hyperlink r:id="rId23" w:history="1">
         <w:r>
           <w:rPr>
             <w:rStyle w:val="a5"/>
@@ -947,7 +1547,7 @@
           <w:szCs w:val="18"/>
         </w:rPr>
       </w:pPr>
-      <w:hyperlink r:id="rId14" w:history="1">
+      <w:hyperlink r:id="rId24" w:history="1">
         <w:r>
           <w:rPr>
             <w:rStyle w:val="a5"/>
@@ -1011,7 +1611,7 @@
       </w:r>
     </w:p>
     <w:p>
-      <w:hyperlink r:id="rId15" w:history="1">
+      <w:hyperlink r:id="rId25" w:history="1">
         <w:r>
           <w:rPr>
             <w:rStyle w:val="a5"/>
@@ -1051,19 +1651,134 @@
       </w:r>
     </w:p>
     <w:p>
-      <w:pPr>
-        <w:rPr>
-          <w:lang w:val="en-US"/>
-        </w:rPr>
-      </w:pPr>
-    </w:p>
-    <w:p>
-      <w:pPr>
-        <w:rPr>
-          <w:lang w:val="en-US"/>
-        </w:rPr>
-      </w:pPr>
-    </w:p>
+      <w:hyperlink r:id="rId26" w:history="1">
+        <w:r>
+          <w:rPr>
+            <w:rStyle w:val="a5"/>
+            <w:lang w:val="en-US"/>
+          </w:rPr>
+          <w:t>https</w:t>
+        </w:r>
+        <w:r>
+          <w:rPr>
+            <w:rStyle w:val="a5"/>
+          </w:rPr>
+          <w:t>://</w:t>
+        </w:r>
+        <w:r>
+          <w:rPr>
+            <w:rStyle w:val="a5"/>
+            <w:lang w:val="en-US"/>
+          </w:rPr>
+          <w:t>plot</w:t>
+        </w:r>
+        <w:r>
+          <w:rPr>
+            <w:rStyle w:val="a5"/>
+          </w:rPr>
+          <w:t>-</w:t>
+        </w:r>
+        <w:r>
+          <w:rPr>
+            <w:rStyle w:val="a5"/>
+            <w:lang w:val="en-US"/>
+          </w:rPr>
+          <w:t>artel</w:t>
+        </w:r>
+        <w:r>
+          <w:rPr>
+            <w:rStyle w:val="a5"/>
+          </w:rPr>
+          <w:t>.</w:t>
+        </w:r>
+        <w:r>
+          <w:rPr>
+            <w:rStyle w:val="a5"/>
+            <w:lang w:val="en-US"/>
+          </w:rPr>
+          <w:t>com</w:t>
+        </w:r>
+        <w:r>
+          <w:rPr>
+            <w:rStyle w:val="a5"/>
+          </w:rPr>
+          <w:t>/</w:t>
+        </w:r>
+        <w:proofErr w:type="spellStart"/>
+        <w:r>
+          <w:rPr>
+            <w:rStyle w:val="a5"/>
+            <w:lang w:val="en-US"/>
+          </w:rPr>
+          <w:t>stati</w:t>
+        </w:r>
+        <w:proofErr w:type="spellEnd"/>
+        <w:r>
+          <w:rPr>
+            <w:rStyle w:val="a5"/>
+          </w:rPr>
+          <w:t>/</w:t>
+        </w:r>
+        <w:proofErr w:type="spellStart"/>
+        <w:r>
+          <w:rPr>
+            <w:rStyle w:val="a5"/>
+            <w:lang w:val="en-US"/>
+          </w:rPr>
+          <w:t>tehnologiya</w:t>
+        </w:r>
+        <w:proofErr w:type="spellEnd"/>
+        <w:r>
+          <w:rPr>
+            <w:rStyle w:val="a5"/>
+          </w:rPr>
+          <w:t>-</w:t>
+        </w:r>
+        <w:proofErr w:type="spellStart"/>
+        <w:r>
+          <w:rPr>
+            <w:rStyle w:val="a5"/>
+            <w:lang w:val="en-US"/>
+          </w:rPr>
+          <w:t>ustrojstva</w:t>
+        </w:r>
+        <w:proofErr w:type="spellEnd"/>
+        <w:r>
+          <w:rPr>
+            <w:rStyle w:val="a5"/>
+          </w:rPr>
+          <w:t>-</w:t>
+        </w:r>
+        <w:proofErr w:type="spellStart"/>
+        <w:r>
+          <w:rPr>
+            <w:rStyle w:val="a5"/>
+            <w:lang w:val="en-US"/>
+          </w:rPr>
+          <w:t>travyanoj</w:t>
+        </w:r>
+        <w:proofErr w:type="spellEnd"/>
+        <w:r>
+          <w:rPr>
+            <w:rStyle w:val="a5"/>
+          </w:rPr>
+          <w:t>-</w:t>
+        </w:r>
+        <w:proofErr w:type="spellStart"/>
+        <w:r>
+          <w:rPr>
+            <w:rStyle w:val="a5"/>
+            <w:lang w:val="en-US"/>
+          </w:rPr>
+          <w:t>krovli</w:t>
+        </w:r>
+        <w:proofErr w:type="spellEnd"/>
+      </w:hyperlink>
+      <w:r>
+        <w:t xml:space="preserve"> - описание малоэтажных зеленых крыш, с устройством пирога.</w:t>
+      </w:r>
+    </w:p>
+    <w:p/>
     <w:p>
       <w:pPr>
         <w:pStyle w:val="1"/>
@@ -1106,7 +1821,7 @@
       </w:r>
     </w:p>
     <w:p>
-      <w:hyperlink r:id="rId16" w:history="1">
+      <w:hyperlink r:id="rId27" w:history="1">
         <w:r>
           <w:rPr>
             <w:rStyle w:val="a5"/>
@@ -1125,7 +1840,7 @@
       </w:r>
     </w:p>
     <w:p>
-      <w:hyperlink r:id="rId17" w:history="1">
+      <w:hyperlink r:id="rId28" w:history="1">
         <w:r>
           <w:rPr>
             <w:rStyle w:val="a5"/>
@@ -1136,7 +1851,7 @@
       <w:r>
         <w:t xml:space="preserve"> - </w:t>
       </w:r>
-      <w:hyperlink r:id="rId18" w:history="1">
+      <w:hyperlink r:id="rId29" w:history="1">
         <w:r>
           <w:rPr>
             <w:rStyle w:val="a5"/>
@@ -1150,7 +1865,7 @@
         </w:rPr>
         <w:t xml:space="preserve">. Дата обращения: 15 декабря 2024. </w:t>
       </w:r>
-      <w:hyperlink r:id="rId19" w:history="1">
+      <w:hyperlink r:id="rId30" w:history="1">
         <w:r>
           <w:rPr>
             <w:rStyle w:val="a5"/>
@@ -1168,20 +1883,18 @@
     <w:p/>
     <w:sdt>
       <w:sdtPr>
+        <w:rPr>
+          <w:rFonts w:asciiTheme="minorHAnsi" w:eastAsiaTheme="minorHAnsi" w:hAnsiTheme="minorHAnsi" w:cstheme="minorBidi"/>
+          <w:color w:val="auto"/>
+          <w:sz w:val="22"/>
+          <w:szCs w:val="22"/>
+        </w:rPr>
         <w:id w:val="-141735068"/>
         <w:docPartObj>
           <w:docPartGallery w:val="Bibliographies"/>
           <w:docPartUnique/>
         </w:docPartObj>
       </w:sdtPr>
-      <w:sdtEndPr>
-        <w:rPr>
-          <w:rFonts w:asciiTheme="minorHAnsi" w:eastAsiaTheme="minorHAnsi" w:hAnsiTheme="minorHAnsi" w:cstheme="minorBidi"/>
-          <w:color w:val="auto"/>
-          <w:sz w:val="22"/>
-          <w:szCs w:val="22"/>
-        </w:rPr>
-      </w:sdtEndPr>
       <w:sdtContent>
         <w:p>
           <w:pPr>
@@ -1282,7 +1995,7 @@
         <w:ind w:left="1440" w:hanging="360"/>
       </w:pPr>
     </w:lvl>
-    <w:lvl w:ilvl="2" w:tplc="0419001B" w:tentative="1">
+    <w:lvl w:ilvl="2" w:tplc="0419001B">
       <w:start w:val="1"/>
       <w:numFmt w:val="lowerRoman"/>
       <w:lvlText w:val="%3."/>
@@ -1291,7 +2004,7 @@
         <w:ind w:left="2160" w:hanging="180"/>
       </w:pPr>
     </w:lvl>
-    <w:lvl w:ilvl="3" w:tplc="0419000F" w:tentative="1">
+    <w:lvl w:ilvl="3" w:tplc="0419000F">
       <w:start w:val="1"/>
       <w:numFmt w:val="decimal"/>
       <w:lvlText w:val="%4."/>
